--- a/hin/docx/022.content.docx
+++ b/hin/docx/022.content.docx
@@ -150,26 +150,6 @@
           <w:lang w:val="hi_IN" w:bidi="hi_IN"/>
         </w:rPr>
         <w:t>ग</w:t>
-      </w:r>
-      <w:r>
-        <w:rPr>
-          <w:lang w:val="hi_IN" w:bidi="hi_IN"/>
-        </w:rPr>
-      </w:r>
-    </w:p>
-    <w:p>
-      <w:pPr/>
-      <w:r>
-        <w:rPr>
-          <w:lang w:val="hi_IN" w:bidi="hi_IN"/>
-        </w:rPr>
-      </w:r>
-      <w:r>
-        <w:rPr>
-          <w:i/>
-          <w:lang w:val="hi_IN" w:bidi="hi_IN"/>
-        </w:rPr>
-        <w:t>गंजा टिड्डी, गंधक, गज्जाम, गठबंधन, गड्ढा, गढ़, गत, गत के मोरेशेत, गतवासी, गतसमनी, गति (माप), गत्रिम्मोन, गथेपेर, गथेपेर, गदल्याह, गदहा, गदेरा, गदेरावासियों, गदेरोत, गदेरोतैम, गदोर (व्यक्ति), गदोर (स्थान), गद्दी, गद्दीएल, गधा, गनूबत, गन्दने, गन्धक, गन्ना, मीठा गन्ना, गन्नेसरत, गन्नेसरत की झील, गबरी, गब्रीयास, गबल, गबली, गबाएल, गबालियों, गब्बता, गब्बाथा, गब्बै, गब्रिएल, गमर्याह, गमल्ली, गमारा, गमोरा, गम्‍मद, गम्‍मद नगर के निवासी, गम्लीएल, गयुस, गरार, गरीब, गर्जन के पुत्र, गर्जन के पुत्र, गर्भपात, गला घोंटना, गलातिया, गलातियों को पत्र, गलील की झील, गलील की झील, गलील के यहूदा, गलीलोत, गले का हार, गल्लियो, गल्लियो शिलालेख, गल्लीम, गवाह, गवाही, गवैया, गशूर, गशूरियों, गहम, गहर, गहरा लाल, गाज़ा, गाज़ाथियों, गाजारा, गाज़ावासियों, गाजेज, गाताम, गाद (मूर्ति), गाद (व्यक्ति), गाद का गोत्र, गाद की घाटी, गादि, गादी, गामूल, गाय, गारे, गारेब (व्यक्ति), गारेब (स्थान), गाल, गालाल, गाश, गाश पर्वत, गाश्मु, गाहनेवाला, गाहना, खलिहान, गित्तीथ, गित्तैम, गिदोन, गिदोनी, गिदोम, गिद्दलती, गिद्देल, गिद्ध, गिद्ध, गिद्ध, गिनती की पुस्तक, गिन्‍नतोन, गिबा, गिबा, गिबा-एलोहिम, गिबावासी, गिबेथ-खलड़ियाँ, गिबोन, गिबोनियों, गिब्बतोन, गिब्बार, गिमजो, गिरगिट, गिरगेसा, गिरगेसेनी, गिरिज्जीम पर्वत, गिरिज्जीम, पर्वत, गिर्जियों, गिलगमेश का महाकाव्य, गिलगाल, गिलबो पहाड़, गिललै, गिलाद (व्यक्ति), गिलाद (स्थान), गिलाद का बलसान, गिलाद का रामोत, गिलादी, गिलियाद, गिल्टी, गिश्पा, गिस्काला का जॉन, गीजोई, गीजोईवासी, गीत, गीदड़, गीदड़िन, गीनत, गीलो, गीलो, गीलोवासी, गीह, गीहोन नामक झरना, गुदगोदा, गुर्दा, गुर्बाल, गुलगुता, गुलाब, गूंगापन, गूएल, गूढ़ज्ञानवाद, गूनियों, गूनी, गूर की चढ़ाई, गूलर, गृहदेवता, गेज़री, गेजेर, गेजेर, गेतेर, गेदेर, गेदोन, गेद्दलती, गेबा, गेबा, गेबीम, गेबेर, गेरा, गेरा, गेरूत-किम्हाम, गेरेमी, गेरोन, गेर्शोन, गेर्शोनवंशियों, गेर्शोम, गेशान, गेशेम, गेहजी, गेहराशीम, गेहराशीम, गेहूं, गेहूँ, गेहूँ, गेहेन्ना, गैस्पर, गोआ, गोआथ, गोग, गोग की भीड़ की तराई (हैमोन-गोग), गोजान, गोत्र की सीमाएँ, गोपेर की लकड़ी, गोफन, गोफन चलाने वाले, गोब, गोमेर, गोयीम, गोयीम, गोरगियास, गोर्तिना, गोलन, गोलियत, गोशेन, गोह, गौरैया, गौरैया, गौलानिटिस</w:t>
       </w:r>
       <w:r>
         <w:rPr>

--- a/hin/docx/022.content.docx
+++ b/hin/docx/022.content.docx
@@ -19,7 +19,7 @@
         <w:rPr>
           <w:lang w:val="hi_IN" w:bidi="hi_IN"/>
         </w:rPr>
-        <w:t>Resource: बाइबल कोश (टिंडेल)</w:t>
+        <w:t>Resource: Tyndale Open Bible Dictionary</w:t>
       </w:r>
       <w:r>
         <w:rPr>
@@ -112,7 +112,7 @@
         <w:rPr>
           <w:lang w:val="hi_IN" w:bidi="hi_IN"/>
         </w:rPr>
-        <w:t>बाइबल कोश (टिंडेल)</w:t>
+        <w:t>Tyndale Open Bible Dictionary</w:t>
       </w:r>
     </w:p>
     <w:p>

--- a/hin/docx/022.content.docx
+++ b/hin/docx/022.content.docx
@@ -19,7 +19,7 @@
         <w:rPr>
           <w:lang w:val="hi_IN" w:bidi="hi_IN"/>
         </w:rPr>
-        <w:t>Resource: Tyndale Open Bible Dictionary</w:t>
+        <w:t>Resource: Aquifer Open Bible Dictionary</w:t>
       </w:r>
       <w:r>
         <w:rPr>
@@ -112,7 +112,7 @@
         <w:rPr>
           <w:lang w:val="hi_IN" w:bidi="hi_IN"/>
         </w:rPr>
-        <w:t>Tyndale Open Bible Dictionary</w:t>
+        <w:t>Aquifer Open Bible Dictionary</w:t>
       </w:r>
     </w:p>
     <w:p>
